--- a/data/documents/docx/failure_analysis_htol.docx
+++ b/data/documents/docx/failure_analysis_htol.docx
@@ -31,7 +31,7 @@
           <w:b w:val="0"/>
           <w:i w:val="0"/>
         </w:rPr>
-        <w:t xml:space="preserve"> FA-2024-0314</w:t>
+        <w:t xml:space="preserve"> FA-2026-0312</w:t>
       </w:r>
     </w:p>
     <w:p>
@@ -69,7 +69,7 @@
           <w:b w:val="0"/>
           <w:i w:val="0"/>
         </w:rPr>
-        <w:t xml:space="preserve"> March 14, 2024</w:t>
+        <w:t xml:space="preserve"> March 12, 2026</w:t>
       </w:r>
     </w:p>
     <w:p>
@@ -164,7 +164,7 @@
           <w:b w:val="0"/>
           <w:i w:val="0"/>
         </w:rPr>
-        <w:t xml:space="preserve"> Lot LOT-V7-008 | Serial Numbers: U042, U089, U115</w:t>
+        <w:t xml:space="preserve"> Lot LOT-V7-005 | Serial Numbers: U162, U189, U215</w:t>
       </w:r>
     </w:p>
     <w:p>
@@ -200,7 +200,7 @@
           <w:b w:val="0"/>
           <w:i w:val="0"/>
         </w:rPr>
-        <w:t>During the execution of AEC-Q100 Grade 1 High Temperature Operating Life (HTOL) qualification testing (1000 hours target at TJ = 150°C, ambient chamber temperature TA = 125°C, core voltage VDD = 1.15V [1.25x nominal], IO voltage VDDIO = 5.25V), intermediate electrical screening at the 500-hour gate revealed catastrophic functional and parametric failure on three units (U042, U089, U115) from qualification lot LOT-V7-008.</w:t>
+        <w:t>During the execution of AEC-Q100 Grade 1 High Temperature Operating Life (HTOL) qualification testing (1000 hours target at TJ = 150°C, ambient chamber temperature TA = 125°C, core voltage VDD = 1.15V [1.25x nominal], IO voltage VDDIO = 5.25V), intermediate electrical screening at the 500-hour gate revealed catastrophic functional and parametric failure on three units (U162, U189, U215) from qualification lot LOT-V7-005.</w:t>
       </w:r>
     </w:p>
     <w:p>
@@ -228,7 +228,7 @@
           <w:b w:val="0"/>
           <w:i w:val="0"/>
         </w:rPr>
-        <w:t xml:space="preserve"> Exhibited dead-short impedance to VSS. Measured resistance: 18.2 Ω on U042, 21.4 Ω on U089, and 16.9 Ω on U115 (normal un-stressed specification: &gt;10 MΩ).</w:t>
+        <w:t xml:space="preserve"> Exhibited dead-short impedance to VSS. Measured resistance: 18.2 Ω on U162, 21.4 Ω on U189, and 16.9 Ω on U215 (normal un-stressed specification: &gt;10 MΩ).</w:t>
       </w:r>
     </w:p>
     <w:p>
@@ -419,7 +419,7 @@
                 <w:i w:val="0"/>
                 <w:sz w:val="18"/>
               </w:rPr>
-              <w:t>U042</w:t>
+              <w:t>U162</w:t>
             </w:r>
           </w:p>
         </w:tc>
@@ -435,7 +435,7 @@
                 <w:i w:val="0"/>
                 <w:sz w:val="18"/>
               </w:rPr>
-              <w:t>LOT-V7-008</w:t>
+              <w:t>LOT-V7-005</w:t>
             </w:r>
           </w:p>
         </w:tc>
@@ -501,7 +501,7 @@
                 <w:i w:val="0"/>
                 <w:sz w:val="18"/>
               </w:rPr>
-              <w:t>U089</w:t>
+              <w:t>U189</w:t>
             </w:r>
           </w:p>
         </w:tc>
@@ -517,7 +517,7 @@
                 <w:i w:val="0"/>
                 <w:sz w:val="18"/>
               </w:rPr>
-              <w:t>LOT-V7-008</w:t>
+              <w:t>LOT-V7-005</w:t>
             </w:r>
           </w:p>
         </w:tc>
@@ -583,7 +583,7 @@
                 <w:i w:val="0"/>
                 <w:sz w:val="18"/>
               </w:rPr>
-              <w:t>U115</w:t>
+              <w:t>U215</w:t>
             </w:r>
           </w:p>
         </w:tc>
@@ -599,7 +599,7 @@
                 <w:i w:val="0"/>
                 <w:sz w:val="18"/>
               </w:rPr>
-              <w:t>LOT-V7-008</w:t>
+              <w:t>LOT-V7-005</w:t>
             </w:r>
           </w:p>
         </w:tc>
@@ -725,7 +725,7 @@
           <w:b w:val="0"/>
           <w:i w:val="0"/>
         </w:rPr>
-        <w:t xml:space="preserve"> Units U042 and U089 were chemically decapsulated using automated fuming nitric and sulfuric acid etching (60:40 ratio at 90°C), successfully exposing the copper metallization and passivation without inducing mechanical damage.</w:t>
+        <w:t xml:space="preserve"> Units U162 and U189 were chemically decapsulated using automated fuming nitric and sulfuric acid etching (60:40 ratio at 90°C), successfully exposing the copper metallization and passivation without inducing mechanical damage.</w:t>
       </w:r>
     </w:p>
     <w:p>
@@ -764,7 +764,7 @@
           <w:b w:val="0"/>
           <w:i w:val="0"/>
         </w:rPr>
-        <w:t>Following fault localization, Unit U042 was subjected to selective reactive ion etching (RIE) to strip the polyimide passivation, followed by wet chemical deprocessing down to the gate oxide and active diffusion layers.</w:t>
+        <w:t>Following fault localization, Unit U162 was subjected to selective reactive ion etching (RIE) to strip the polyimide passivation, followed by wet chemical deprocessing down to the gate oxide and active diffusion layers.</w:t>
       </w:r>
     </w:p>
     <w:p>
@@ -913,7 +913,7 @@
           <w:b w:val="0"/>
           <w:i w:val="0"/>
         </w:rPr>
-        <w:t>, featuring an aggregate channel width of 280 µm distributed across 16 fingers. However, during tape-out closure in November 2023, the layout team encountered severe routing congestion along the perimeter pad pitch.</w:t>
+        <w:t>, featuring an aggregate channel width of 280 µm distributed across 16 fingers. However, during tape-out closure in November 2025, the layout team encountered severe routing congestion along the perimeter pad pitch.</w:t>
       </w:r>
     </w:p>
     <w:p>
